--- a/сети/2.4.docx
+++ b/сети/2.4.docx
@@ -4,15 +4,493 @@
   <w:body>
     <w:p>
       <w:pPr>
-        <w:rPr>
-          <w:lang w:val="en-US"/>
-        </w:rPr>
-      </w:pPr>
-      <w:r>
-        <w:rPr>
-          <w:lang w:val="ru-RU"/>
-        </w:rPr>
-        <w:t xml:space="preserve">Установим </w:t>
+        <w:jc w:val="center"/>
+      </w:pPr>
+      <w:r>
+        <w:t>Федеральное государственное бюджетное образовательное учреждение высшего</w:t>
+      </w:r>
+    </w:p>
+    <w:p>
+      <w:pPr>
+        <w:jc w:val="center"/>
+      </w:pPr>
+      <w:r>
+        <w:t>образования</w:t>
+      </w:r>
+    </w:p>
+    <w:p>
+      <w:pPr>
+        <w:jc w:val="center"/>
+      </w:pPr>
+      <w:r>
+        <w:t>«Чувашский государственный университет им. И.Н. Ульянова»</w:t>
+      </w:r>
+    </w:p>
+    <w:p>
+      <w:pPr>
+        <w:jc w:val="center"/>
+      </w:pPr>
+      <w:r>
+        <w:t>Кафедра вычислительной техники</w:t>
+      </w:r>
+    </w:p>
+    <w:p>
+      <w:r>
+        <w:t xml:space="preserve"> </w:t>
+      </w:r>
+    </w:p>
+    <w:p>
+      <w:r>
+        <w:t xml:space="preserve"> </w:t>
+      </w:r>
+    </w:p>
+    <w:p>
+      <w:r>
+        <w:t xml:space="preserve"> </w:t>
+      </w:r>
+    </w:p>
+    <w:p>
+      <w:r>
+        <w:t xml:space="preserve"> </w:t>
+      </w:r>
+    </w:p>
+    <w:p>
+      <w:r>
+        <w:t xml:space="preserve"> </w:t>
+      </w:r>
+    </w:p>
+    <w:p>
+      <w:r>
+        <w:t xml:space="preserve"> </w:t>
+      </w:r>
+    </w:p>
+    <w:p>
+      <w:r>
+        <w:t xml:space="preserve"> </w:t>
+      </w:r>
+    </w:p>
+    <w:p>
+      <w:r>
+        <w:t xml:space="preserve"> </w:t>
+      </w:r>
+    </w:p>
+    <w:p>
+      <w:r>
+        <w:t xml:space="preserve"> </w:t>
+      </w:r>
+    </w:p>
+    <w:p>
+      <w:pPr>
+        <w:rPr>
+          <w:sz w:val="28"/>
+          <w:szCs w:val="28"/>
+        </w:rPr>
+      </w:pPr>
+      <w:r>
+        <w:t xml:space="preserve"> </w:t>
+      </w:r>
+    </w:p>
+    <w:p>
+      <w:pPr>
+        <w:jc w:val="center"/>
+        <w:rPr>
+          <w:sz w:val="28"/>
+          <w:szCs w:val="28"/>
+          <w:lang w:val="en-US"/>
+        </w:rPr>
+      </w:pPr>
+      <w:r>
+        <w:rPr>
+          <w:sz w:val="28"/>
+          <w:szCs w:val="28"/>
+        </w:rPr>
+        <w:t>Лабораторная работа №</w:t>
+      </w:r>
+      <w:r>
+        <w:rPr>
+          <w:sz w:val="28"/>
+          <w:szCs w:val="28"/>
+        </w:rPr>
+        <w:t>1</w:t>
+      </w:r>
+      <w:r>
+        <w:rPr>
+          <w:sz w:val="28"/>
+          <w:szCs w:val="28"/>
+          <w:lang w:val="en-US"/>
+        </w:rPr>
+        <w:t>2</w:t>
+      </w:r>
+    </w:p>
+    <w:p>
+      <w:pPr>
+        <w:jc w:val="center"/>
+      </w:pPr>
+      <w:r>
+        <w:rPr>
+          <w:b/>
+          <w:bCs/>
+          <w:color w:val="45423D"/>
+          <w:sz w:val="28"/>
+          <w:szCs w:val="28"/>
+          <w:shd w:val="clear" w:color="auto" w:fill="FFFFFF"/>
+        </w:rPr>
+        <w:t>Доменная зона.</w:t>
+      </w:r>
+    </w:p>
+    <w:p>
+      <w:r>
+        <w:t xml:space="preserve"> </w:t>
+      </w:r>
+    </w:p>
+    <w:p>
+      <w:r>
+        <w:t xml:space="preserve"> </w:t>
+      </w:r>
+    </w:p>
+    <w:p/>
+    <w:p/>
+    <w:p>
+      <w:pPr>
+        <w:jc w:val="right"/>
+        <w:rPr>
+          <w:lang w:val="ru-RU"/>
+        </w:rPr>
+      </w:pPr>
+    </w:p>
+    <w:p>
+      <w:pPr>
+        <w:jc w:val="right"/>
+        <w:rPr>
+          <w:lang w:val="ru-RU"/>
+        </w:rPr>
+      </w:pPr>
+    </w:p>
+    <w:p>
+      <w:pPr>
+        <w:jc w:val="right"/>
+        <w:rPr>
+          <w:lang w:val="ru-RU"/>
+        </w:rPr>
+      </w:pPr>
+    </w:p>
+    <w:p>
+      <w:pPr>
+        <w:jc w:val="right"/>
+        <w:rPr>
+          <w:lang w:val="ru-RU"/>
+        </w:rPr>
+      </w:pPr>
+    </w:p>
+    <w:p>
+      <w:pPr>
+        <w:jc w:val="right"/>
+        <w:rPr>
+          <w:lang w:val="ru-RU"/>
+        </w:rPr>
+      </w:pPr>
+    </w:p>
+    <w:p>
+      <w:pPr>
+        <w:jc w:val="right"/>
+        <w:rPr>
+          <w:lang w:val="ru-RU"/>
+        </w:rPr>
+      </w:pPr>
+    </w:p>
+    <w:p>
+      <w:pPr>
+        <w:jc w:val="right"/>
+        <w:rPr>
+          <w:lang w:val="ru-RU"/>
+        </w:rPr>
+      </w:pPr>
+    </w:p>
+    <w:p>
+      <w:pPr>
+        <w:jc w:val="right"/>
+        <w:rPr>
+          <w:lang w:val="ru-RU"/>
+        </w:rPr>
+      </w:pPr>
+    </w:p>
+    <w:p>
+      <w:pPr>
+        <w:jc w:val="right"/>
+        <w:rPr>
+          <w:lang w:val="ru-RU"/>
+        </w:rPr>
+      </w:pPr>
+    </w:p>
+    <w:p>
+      <w:pPr>
+        <w:jc w:val="right"/>
+        <w:rPr>
+          <w:lang w:val="ru-RU"/>
+        </w:rPr>
+      </w:pPr>
+    </w:p>
+    <w:p>
+      <w:pPr>
+        <w:jc w:val="right"/>
+        <w:rPr>
+          <w:lang w:val="ru-RU"/>
+        </w:rPr>
+      </w:pPr>
+    </w:p>
+    <w:p>
+      <w:pPr>
+        <w:jc w:val="right"/>
+        <w:rPr>
+          <w:lang w:val="ru-RU"/>
+        </w:rPr>
+      </w:pPr>
+    </w:p>
+    <w:p>
+      <w:pPr>
+        <w:jc w:val="right"/>
+        <w:rPr>
+          <w:lang w:val="ru-RU"/>
+        </w:rPr>
+      </w:pPr>
+    </w:p>
+    <w:p>
+      <w:pPr>
+        <w:jc w:val="right"/>
+      </w:pPr>
+    </w:p>
+    <w:p>
+      <w:pPr>
+        <w:jc w:val="right"/>
+      </w:pPr>
+    </w:p>
+    <w:p>
+      <w:pPr>
+        <w:jc w:val="right"/>
+      </w:pPr>
+      <w:r>
+        <w:t xml:space="preserve"> </w:t>
+      </w:r>
+    </w:p>
+    <w:p>
+      <w:pPr>
+        <w:jc w:val="right"/>
+      </w:pPr>
+      <w:r>
+        <w:t xml:space="preserve"> </w:t>
+      </w:r>
+    </w:p>
+    <w:p>
+      <w:pPr>
+        <w:jc w:val="right"/>
+      </w:pPr>
+      <w:r>
+        <w:t>Выполнил: Иванов В.С.</w:t>
+      </w:r>
+    </w:p>
+    <w:p>
+      <w:pPr>
+        <w:jc w:val="right"/>
+      </w:pPr>
+      <w:r>
+        <w:t xml:space="preserve">студент группы ИВТ-41-22 </w:t>
+      </w:r>
+    </w:p>
+    <w:p>
+      <w:pPr>
+        <w:jc w:val="right"/>
+        <w:rPr>
+          <w:lang w:val="en-US"/>
+        </w:rPr>
+      </w:pPr>
+      <w:r>
+        <w:t>Проверил: Путевская Ирина Валерьевна</w:t>
+      </w:r>
+    </w:p>
+    <w:p>
+      <w:pPr>
+        <w:jc w:val="right"/>
+        <w:rPr>
+          <w:lang w:val="en-US"/>
+        </w:rPr>
+      </w:pPr>
+    </w:p>
+    <w:p>
+      <w:pPr>
+        <w:jc w:val="right"/>
+        <w:rPr>
+          <w:lang w:val="en-US"/>
+        </w:rPr>
+      </w:pPr>
+    </w:p>
+    <w:p>
+      <w:pPr>
+        <w:jc w:val="right"/>
+        <w:rPr>
+          <w:lang w:val="en-US"/>
+        </w:rPr>
+      </w:pPr>
+    </w:p>
+    <w:p>
+      <w:pPr>
+        <w:jc w:val="right"/>
+        <w:rPr>
+          <w:lang w:val="en-US"/>
+        </w:rPr>
+      </w:pPr>
+    </w:p>
+    <w:p>
+      <w:pPr>
+        <w:jc w:val="right"/>
+        <w:rPr>
+          <w:lang w:val="en-US"/>
+        </w:rPr>
+      </w:pPr>
+    </w:p>
+    <w:p>
+      <w:pPr>
+        <w:jc w:val="center"/>
+      </w:pPr>
+      <w:r>
+        <w:t>Чебоксары, 2025</w:t>
+      </w:r>
+    </w:p>
+    <w:p>
+      <w:pPr>
+        <w:rPr>
+          <w:lang w:val="en-US"/>
+        </w:rPr>
+      </w:pPr>
+    </w:p>
+    <w:p>
+      <w:pPr>
+        <w:rPr>
+          <w:lang w:val="en-US"/>
+        </w:rPr>
+      </w:pPr>
+    </w:p>
+    <w:p>
+      <w:pPr>
+        <w:rPr>
+          <w:lang w:val="en-US"/>
+        </w:rPr>
+      </w:pPr>
+    </w:p>
+    <w:p>
+      <w:pPr>
+        <w:rPr>
+          <w:lang w:val="en-US"/>
+        </w:rPr>
+      </w:pPr>
+    </w:p>
+    <w:p>
+      <w:pPr>
+        <w:rPr>
+          <w:lang w:val="en-US"/>
+        </w:rPr>
+      </w:pPr>
+    </w:p>
+    <w:p>
+      <w:pPr>
+        <w:rPr>
+          <w:lang w:val="en-US"/>
+        </w:rPr>
+      </w:pPr>
+    </w:p>
+    <w:p>
+      <w:pPr>
+        <w:rPr>
+          <w:lang w:val="en-US"/>
+        </w:rPr>
+      </w:pPr>
+    </w:p>
+    <w:p>
+      <w:pPr>
+        <w:rPr>
+          <w:lang w:val="en-US"/>
+        </w:rPr>
+      </w:pPr>
+    </w:p>
+    <w:p>
+      <w:pPr>
+        <w:rPr>
+          <w:lang w:val="en-US"/>
+        </w:rPr>
+      </w:pPr>
+    </w:p>
+    <w:p>
+      <w:pPr>
+        <w:rPr>
+          <w:lang w:val="en-US"/>
+        </w:rPr>
+      </w:pPr>
+    </w:p>
+    <w:p>
+      <w:pPr>
+        <w:rPr>
+          <w:lang w:val="en-US"/>
+        </w:rPr>
+      </w:pPr>
+    </w:p>
+    <w:p>
+      <w:pPr>
+        <w:rPr>
+          <w:lang w:val="en-US"/>
+        </w:rPr>
+      </w:pPr>
+    </w:p>
+    <w:p>
+      <w:pPr>
+        <w:rPr>
+          <w:lang w:val="en-US"/>
+        </w:rPr>
+      </w:pPr>
+    </w:p>
+    <w:p>
+      <w:pPr>
+        <w:rPr>
+          <w:lang w:val="en-US"/>
+        </w:rPr>
+      </w:pPr>
+    </w:p>
+    <w:p>
+      <w:pPr>
+        <w:rPr>
+          <w:lang w:val="en-US"/>
+        </w:rPr>
+      </w:pPr>
+    </w:p>
+    <w:p>
+      <w:pPr>
+        <w:rPr>
+          <w:lang w:val="en-US"/>
+        </w:rPr>
+      </w:pPr>
+    </w:p>
+    <w:p>
+      <w:pPr>
+        <w:rPr>
+          <w:lang w:val="en-US"/>
+        </w:rPr>
+      </w:pPr>
+    </w:p>
+    <w:p>
+      <w:pPr>
+        <w:rPr>
+          <w:lang w:val="en-US"/>
+        </w:rPr>
+      </w:pPr>
+      <w:r>
+        <w:rPr>
+          <w:lang w:val="ru-RU"/>
+        </w:rPr>
+        <w:t>Установим</w:t>
+      </w:r>
+      <w:r>
+        <w:rPr>
+          <w:lang w:val="en-US"/>
+        </w:rPr>
+        <w:t xml:space="preserve"> </w:t>
       </w:r>
       <w:r>
         <w:rPr>
@@ -24,67 +502,32 @@
     <w:p>
       <w:pPr>
         <w:rPr>
-          <w:lang w:val="ru-RU"/>
-        </w:rPr>
-      </w:pPr>
-      <w:proofErr w:type="spellStart"/>
-      <w:r>
-        <w:rPr>
-          <w:lang w:val="ru-RU"/>
-        </w:rPr>
-        <w:t>sudo</w:t>
-      </w:r>
-      <w:proofErr w:type="spellEnd"/>
-      <w:r>
-        <w:rPr>
-          <w:lang w:val="ru-RU"/>
-        </w:rPr>
-        <w:t xml:space="preserve"> </w:t>
-      </w:r>
-      <w:proofErr w:type="spellStart"/>
-      <w:r>
-        <w:rPr>
-          <w:lang w:val="ru-RU"/>
-        </w:rPr>
-        <w:t>apt</w:t>
-      </w:r>
-      <w:proofErr w:type="spellEnd"/>
-      <w:r>
-        <w:rPr>
-          <w:lang w:val="ru-RU"/>
-        </w:rPr>
-        <w:t xml:space="preserve"> </w:t>
-      </w:r>
-      <w:proofErr w:type="spellStart"/>
-      <w:r>
-        <w:rPr>
-          <w:lang w:val="ru-RU"/>
-        </w:rPr>
-        <w:t>install</w:t>
-      </w:r>
-      <w:proofErr w:type="spellEnd"/>
-      <w:r>
-        <w:rPr>
-          <w:lang w:val="ru-RU"/>
-        </w:rPr>
-        <w:t xml:space="preserve"> bind9</w:t>
-      </w:r>
-    </w:p>
-    <w:p>
-      <w:pPr>
-        <w:rPr>
-          <w:lang w:val="en-US"/>
-        </w:rPr>
-      </w:pPr>
-    </w:p>
-    <w:p>
-      <w:pPr>
-        <w:rPr>
-          <w:lang w:val="en-US"/>
-        </w:rPr>
-      </w:pPr>
-      <w:r>
-        <w:rPr>
+          <w:lang w:val="en-US"/>
+        </w:rPr>
+      </w:pPr>
+      <w:r>
+        <w:rPr>
+          <w:lang w:val="en-US"/>
+        </w:rPr>
+        <w:t>sudo apt install bind9</w:t>
+      </w:r>
+    </w:p>
+    <w:p>
+      <w:pPr>
+        <w:rPr>
+          <w:lang w:val="en-US"/>
+        </w:rPr>
+      </w:pPr>
+    </w:p>
+    <w:p>
+      <w:pPr>
+        <w:rPr>
+          <w:lang w:val="en-US"/>
+        </w:rPr>
+      </w:pPr>
+      <w:r>
+        <w:rPr>
+          <w:noProof/>
           <w:lang w:val="ru-RU"/>
         </w:rPr>
         <w:drawing>
@@ -103,7 +546,7 @@
                     <pic:cNvPicPr/>
                   </pic:nvPicPr>
                   <pic:blipFill>
-                    <a:blip r:embed="rId6"/>
+                    <a:blip r:embed="rId7"/>
                     <a:stretch>
                       <a:fillRect/>
                     </a:stretch>
@@ -152,8 +595,10 @@
       </w:pPr>
       <w:r>
         <w:rPr>
-          <w:lang w:val="ru-RU"/>
-        </w:rPr>
+          <w:noProof/>
+          <w:lang w:val="ru-RU"/>
+        </w:rPr>
+        <w:lastRenderedPageBreak/>
         <w:drawing>
           <wp:inline distT="0" distB="0" distL="0" distR="0" wp14:anchorId="0057AFB5" wp14:editId="7612B545">
             <wp:extent cx="5433531" cy="2766300"/>
@@ -170,7 +615,7 @@
                     <pic:cNvPicPr/>
                   </pic:nvPicPr>
                   <pic:blipFill>
-                    <a:blip r:embed="rId7"/>
+                    <a:blip r:embed="rId8"/>
                     <a:stretch>
                       <a:fillRect/>
                     </a:stretch>
@@ -219,9 +664,9 @@
       </w:pPr>
       <w:r>
         <w:rPr>
-          <w:lang w:val="ru-RU"/>
-        </w:rPr>
-        <w:lastRenderedPageBreak/>
+          <w:noProof/>
+          <w:lang w:val="ru-RU"/>
+        </w:rPr>
         <w:drawing>
           <wp:inline distT="0" distB="0" distL="0" distR="0" wp14:anchorId="7D8EEBC8" wp14:editId="1F152606">
             <wp:extent cx="4930567" cy="2667231"/>
@@ -238,7 +683,7 @@
                     <pic:cNvPicPr/>
                   </pic:nvPicPr>
                   <pic:blipFill>
-                    <a:blip r:embed="rId8"/>
+                    <a:blip r:embed="rId9"/>
                     <a:stretch>
                       <a:fillRect/>
                     </a:stretch>
@@ -287,6 +732,7 @@
       </w:pPr>
       <w:r>
         <w:rPr>
+          <w:noProof/>
           <w:lang w:val="ru-RU"/>
         </w:rPr>
         <w:drawing>
@@ -305,7 +751,7 @@
                     <pic:cNvPicPr/>
                   </pic:nvPicPr>
                   <pic:blipFill>
-                    <a:blip r:embed="rId9"/>
+                    <a:blip r:embed="rId10"/>
                     <a:stretch>
                       <a:fillRect/>
                     </a:stretch>
@@ -354,8 +800,10 @@
       </w:pPr>
       <w:r>
         <w:rPr>
-          <w:lang w:val="ru-RU"/>
-        </w:rPr>
+          <w:noProof/>
+          <w:lang w:val="ru-RU"/>
+        </w:rPr>
+        <w:lastRenderedPageBreak/>
         <w:drawing>
           <wp:inline distT="0" distB="0" distL="0" distR="0" wp14:anchorId="20202F71" wp14:editId="53CB2E42">
             <wp:extent cx="5733415" cy="1067435"/>
@@ -372,7 +820,7 @@
                     <pic:cNvPicPr/>
                   </pic:nvPicPr>
                   <pic:blipFill>
-                    <a:blip r:embed="rId10"/>
+                    <a:blip r:embed="rId11"/>
                     <a:stretch>
                       <a:fillRect/>
                     </a:stretch>
@@ -434,6 +882,7 @@
       </w:pPr>
       <w:r>
         <w:rPr>
+          <w:noProof/>
           <w:lang w:val="ru-RU"/>
         </w:rPr>
         <w:drawing>
@@ -452,7 +901,7 @@
                     <pic:cNvPicPr/>
                   </pic:nvPicPr>
                   <pic:blipFill>
-                    <a:blip r:embed="rId11"/>
+                    <a:blip r:embed="rId12"/>
                     <a:stretch>
                       <a:fillRect/>
                     </a:stretch>
@@ -556,6 +1005,7 @@
       </w:pPr>
       <w:r>
         <w:rPr>
+          <w:noProof/>
           <w:lang w:val="en-US"/>
         </w:rPr>
         <w:drawing>
@@ -574,7 +1024,7 @@
                     <pic:cNvPicPr/>
                   </pic:nvPicPr>
                   <pic:blipFill>
-                    <a:blip r:embed="rId12"/>
+                    <a:blip r:embed="rId13"/>
                     <a:stretch>
                       <a:fillRect/>
                     </a:stretch>
@@ -633,8 +1083,10 @@
       </w:pPr>
       <w:r>
         <w:rPr>
-          <w:lang w:val="en-US"/>
-        </w:rPr>
+          <w:noProof/>
+          <w:lang w:val="en-US"/>
+        </w:rPr>
+        <w:lastRenderedPageBreak/>
         <w:drawing>
           <wp:inline distT="0" distB="0" distL="0" distR="0" wp14:anchorId="24F96CF9" wp14:editId="66FD5971">
             <wp:extent cx="5733415" cy="2987675"/>
@@ -651,7 +1103,7 @@
                     <pic:cNvPicPr/>
                   </pic:nvPicPr>
                   <pic:blipFill>
-                    <a:blip r:embed="rId13"/>
+                    <a:blip r:embed="rId14"/>
                     <a:stretch>
                       <a:fillRect/>
                     </a:stretch>
@@ -690,9 +1142,9 @@
       </w:pPr>
       <w:r>
         <w:rPr>
-          <w:lang w:val="en-US"/>
-        </w:rPr>
-        <w:lastRenderedPageBreak/>
+          <w:noProof/>
+          <w:lang w:val="en-US"/>
+        </w:rPr>
         <w:drawing>
           <wp:inline distT="0" distB="0" distL="0" distR="0" wp14:anchorId="0F1156DD" wp14:editId="0E584059">
             <wp:extent cx="5733415" cy="3105150"/>
@@ -709,7 +1161,7 @@
                     <pic:cNvPicPr/>
                   </pic:nvPicPr>
                   <pic:blipFill>
-                    <a:blip r:embed="rId14"/>
+                    <a:blip r:embed="rId15"/>
                     <a:stretch>
                       <a:fillRect/>
                     </a:stretch>
@@ -755,8 +1207,10 @@
       </w:pPr>
       <w:r>
         <w:rPr>
-          <w:lang w:val="en-US"/>
-        </w:rPr>
+          <w:noProof/>
+          <w:lang w:val="en-US"/>
+        </w:rPr>
+        <w:lastRenderedPageBreak/>
         <w:drawing>
           <wp:inline distT="0" distB="0" distL="0" distR="0" wp14:anchorId="74991E1A" wp14:editId="50078BA4">
             <wp:extent cx="5733415" cy="3001645"/>
@@ -773,7 +1227,7 @@
                     <pic:cNvPicPr/>
                   </pic:nvPicPr>
                   <pic:blipFill>
-                    <a:blip r:embed="rId15"/>
+                    <a:blip r:embed="rId16"/>
                     <a:stretch>
                       <a:fillRect/>
                     </a:stretch>
@@ -832,9 +1286,9 @@
       </w:pPr>
       <w:r>
         <w:rPr>
-          <w:lang w:val="ru-RU"/>
-        </w:rPr>
-        <w:lastRenderedPageBreak/>
+          <w:noProof/>
+          <w:lang w:val="ru-RU"/>
+        </w:rPr>
         <w:drawing>
           <wp:inline distT="0" distB="0" distL="0" distR="0" wp14:anchorId="4C4B1775" wp14:editId="20AC6583">
             <wp:extent cx="5733415" cy="3498215"/>
@@ -851,7 +1305,7 @@
                     <pic:cNvPicPr/>
                   </pic:nvPicPr>
                   <pic:blipFill>
-                    <a:blip r:embed="rId16"/>
+                    <a:blip r:embed="rId17"/>
                     <a:stretch>
                       <a:fillRect/>
                     </a:stretch>
@@ -900,8 +1354,10 @@
       </w:pPr>
       <w:r>
         <w:rPr>
-          <w:lang w:val="en-US"/>
-        </w:rPr>
+          <w:noProof/>
+          <w:lang w:val="en-US"/>
+        </w:rPr>
+        <w:lastRenderedPageBreak/>
         <w:drawing>
           <wp:inline distT="0" distB="0" distL="0" distR="0" wp14:anchorId="0104B63B" wp14:editId="6EF6616C">
             <wp:extent cx="5733415" cy="2930525"/>
@@ -918,7 +1374,7 @@
                     <pic:cNvPicPr/>
                   </pic:nvPicPr>
                   <pic:blipFill>
-                    <a:blip r:embed="rId17"/>
+                    <a:blip r:embed="rId18"/>
                     <a:stretch>
                       <a:fillRect/>
                     </a:stretch>
@@ -978,9 +1434,9 @@
       </w:pPr>
       <w:r>
         <w:rPr>
-          <w:lang w:val="en-US"/>
-        </w:rPr>
-        <w:lastRenderedPageBreak/>
+          <w:noProof/>
+          <w:lang w:val="en-US"/>
+        </w:rPr>
         <w:drawing>
           <wp:inline distT="0" distB="0" distL="0" distR="0" wp14:anchorId="6A4BF5DB" wp14:editId="4013DBFD">
             <wp:extent cx="5733415" cy="2580640"/>
@@ -997,7 +1453,7 @@
                     <pic:cNvPicPr/>
                   </pic:nvPicPr>
                   <pic:blipFill>
-                    <a:blip r:embed="rId18"/>
+                    <a:blip r:embed="rId19"/>
                     <a:stretch>
                       <a:fillRect/>
                     </a:stretch>
@@ -1042,40 +1498,963 @@
     <w:p>
       <w:pPr>
         <w:rPr>
-          <w:lang w:val="en-US"/>
-        </w:rPr>
-      </w:pPr>
-    </w:p>
-    <w:p>
-      <w:pPr>
-        <w:rPr>
-          <w:lang w:val="en-US"/>
-        </w:rPr>
-      </w:pPr>
-    </w:p>
-    <w:p>
-      <w:pPr>
-        <w:rPr>
-          <w:lang w:val="en-US"/>
-        </w:rPr>
-      </w:pPr>
-    </w:p>
-    <w:p>
-      <w:pPr>
-        <w:rPr>
-          <w:lang w:val="en-US"/>
-        </w:rPr>
-      </w:pPr>
-    </w:p>
-    <w:p>
-      <w:pPr>
-        <w:rPr>
-          <w:lang w:val="en-US"/>
+          <w:lang w:val="ru-RU"/>
+        </w:rPr>
+      </w:pPr>
+      <w:r>
+        <w:rPr>
+          <w:lang w:val="ru-RU"/>
+        </w:rPr>
+        <w:t>Ответы на вопросы</w:t>
+      </w:r>
+    </w:p>
+    <w:p>
+      <w:pPr>
+        <w:rPr>
+          <w:b/>
+          <w:bCs/>
+          <w:lang w:val="ru-RU"/>
+        </w:rPr>
+      </w:pPr>
+      <w:r>
+        <w:rPr>
+          <w:b/>
+          <w:bCs/>
+          <w:lang w:val="ru-RU"/>
+        </w:rPr>
+        <w:t>1. Как посмотреть доступные на устройстве DNS-сервера?</w:t>
+      </w:r>
+    </w:p>
+    <w:p>
+      <w:pPr>
+        <w:rPr>
+          <w:lang w:val="en-US"/>
+        </w:rPr>
+      </w:pPr>
+      <w:r>
+        <w:rPr>
+          <w:lang w:val="en-US"/>
+        </w:rPr>
+        <w:t>Cat /etc/resolv.vonf</w:t>
+      </w:r>
+    </w:p>
+    <w:p>
+      <w:pPr>
+        <w:rPr>
+          <w:lang w:val="en-US"/>
+        </w:rPr>
+      </w:pPr>
+    </w:p>
+    <w:p>
+      <w:pPr>
+        <w:rPr>
+          <w:b/>
+          <w:bCs/>
+          <w:lang w:val="ru-RU"/>
+        </w:rPr>
+      </w:pPr>
+      <w:r>
+        <w:rPr>
+          <w:b/>
+          <w:bCs/>
+          <w:lang w:val="ru-RU"/>
+        </w:rPr>
+        <w:t>2. Какие типы записей доменной зоны существуют?</w:t>
+      </w:r>
+    </w:p>
+    <w:tbl>
+      <w:tblPr>
+        <w:tblStyle w:val="a5"/>
+        <w:tblW w:w="0" w:type="auto"/>
+        <w:tblLook w:val="04A0" w:firstRow="1" w:lastRow="0" w:firstColumn="1" w:lastColumn="0" w:noHBand="0" w:noVBand="1"/>
+      </w:tblPr>
+      <w:tblGrid>
+        <w:gridCol w:w="3006"/>
+        <w:gridCol w:w="3006"/>
+        <w:gridCol w:w="3007"/>
+      </w:tblGrid>
+      <w:tr>
+        <w:tc>
+          <w:tcPr>
+            <w:tcW w:w="3006" w:type="dxa"/>
+          </w:tcPr>
+          <w:p>
+            <w:r>
+              <w:t>Тип записи</w:t>
+            </w:r>
+          </w:p>
+        </w:tc>
+        <w:tc>
+          <w:tcPr>
+            <w:tcW w:w="3006" w:type="dxa"/>
+          </w:tcPr>
+          <w:p>
+            <w:r>
+              <w:t>Описание</w:t>
+            </w:r>
+          </w:p>
+        </w:tc>
+        <w:tc>
+          <w:tcPr>
+            <w:tcW w:w="3007" w:type="dxa"/>
+          </w:tcPr>
+          <w:p>
+            <w:r>
+              <w:t>Пример</w:t>
+            </w:r>
+          </w:p>
+        </w:tc>
+      </w:tr>
+      <w:tr>
+        <w:tc>
+          <w:tcPr>
+            <w:tcW w:w="3006" w:type="dxa"/>
+          </w:tcPr>
+          <w:p>
+            <w:r>
+              <w:t>A</w:t>
+            </w:r>
+          </w:p>
+        </w:tc>
+        <w:tc>
+          <w:tcPr>
+            <w:tcW w:w="3006" w:type="dxa"/>
+          </w:tcPr>
+          <w:p>
+            <w:r>
+              <w:t>Сопоставляет доменное имя с IPv4-адресом.</w:t>
+            </w:r>
+          </w:p>
+        </w:tc>
+        <w:tc>
+          <w:tcPr>
+            <w:tcW w:w="3007" w:type="dxa"/>
+          </w:tcPr>
+          <w:p>
+            <w:r>
+              <w:t>example.com → 192.168.1.1</w:t>
+            </w:r>
+          </w:p>
+        </w:tc>
+      </w:tr>
+      <w:tr>
+        <w:tc>
+          <w:tcPr>
+            <w:tcW w:w="3006" w:type="dxa"/>
+          </w:tcPr>
+          <w:p>
+            <w:r>
+              <w:t>AAAA</w:t>
+            </w:r>
+          </w:p>
+        </w:tc>
+        <w:tc>
+          <w:tcPr>
+            <w:tcW w:w="3006" w:type="dxa"/>
+          </w:tcPr>
+          <w:p>
+            <w:r>
+              <w:t>Сопоставляет доменное имя с IPv6-адресом.</w:t>
+            </w:r>
+          </w:p>
+        </w:tc>
+        <w:tc>
+          <w:tcPr>
+            <w:tcW w:w="3007" w:type="dxa"/>
+          </w:tcPr>
+          <w:p>
+            <w:r>
+              <w:t>example.com → 2001:db8::1</w:t>
+            </w:r>
+          </w:p>
+        </w:tc>
+      </w:tr>
+      <w:tr>
+        <w:tc>
+          <w:tcPr>
+            <w:tcW w:w="3006" w:type="dxa"/>
+          </w:tcPr>
+          <w:p>
+            <w:r>
+              <w:t>CNAME</w:t>
+            </w:r>
+          </w:p>
+        </w:tc>
+        <w:tc>
+          <w:tcPr>
+            <w:tcW w:w="3006" w:type="dxa"/>
+          </w:tcPr>
+          <w:p>
+            <w:r>
+              <w:t>Алиас (перенаправление на другое имя).</w:t>
+            </w:r>
+          </w:p>
+        </w:tc>
+        <w:tc>
+          <w:tcPr>
+            <w:tcW w:w="3007" w:type="dxa"/>
+          </w:tcPr>
+          <w:p>
+            <w:pPr>
+              <w:rPr>
+                <w:lang w:val="en-US"/>
+              </w:rPr>
+            </w:pPr>
+            <w:r>
+              <w:rPr>
+                <w:lang w:val="en-US"/>
+              </w:rPr>
+              <w:t>www.example.com → example.com</w:t>
+            </w:r>
+          </w:p>
+        </w:tc>
+      </w:tr>
+      <w:tr>
+        <w:tc>
+          <w:tcPr>
+            <w:tcW w:w="3006" w:type="dxa"/>
+          </w:tcPr>
+          <w:p>
+            <w:r>
+              <w:lastRenderedPageBreak/>
+              <w:t>MX</w:t>
+            </w:r>
+          </w:p>
+        </w:tc>
+        <w:tc>
+          <w:tcPr>
+            <w:tcW w:w="3006" w:type="dxa"/>
+          </w:tcPr>
+          <w:p>
+            <w:r>
+              <w:t>Указывает почтовый сервер для домена.</w:t>
+            </w:r>
+          </w:p>
+        </w:tc>
+        <w:tc>
+          <w:tcPr>
+            <w:tcW w:w="3007" w:type="dxa"/>
+          </w:tcPr>
+          <w:p>
+            <w:pPr>
+              <w:rPr>
+                <w:lang w:val="en-US"/>
+              </w:rPr>
+            </w:pPr>
+            <w:r>
+              <w:rPr>
+                <w:lang w:val="en-US"/>
+              </w:rPr>
+              <w:t>example.com → mail.example.com (</w:t>
+            </w:r>
+            <w:r>
+              <w:t>приоритет</w:t>
+            </w:r>
+            <w:r>
+              <w:rPr>
+                <w:lang w:val="en-US"/>
+              </w:rPr>
+              <w:t xml:space="preserve"> 10)</w:t>
+            </w:r>
+          </w:p>
+        </w:tc>
+      </w:tr>
+      <w:tr>
+        <w:tc>
+          <w:tcPr>
+            <w:tcW w:w="3006" w:type="dxa"/>
+          </w:tcPr>
+          <w:p>
+            <w:r>
+              <w:t>NS</w:t>
+            </w:r>
+          </w:p>
+        </w:tc>
+        <w:tc>
+          <w:tcPr>
+            <w:tcW w:w="3006" w:type="dxa"/>
+          </w:tcPr>
+          <w:p>
+            <w:r>
+              <w:t>Указывает DNS-сервер, отвечающий за зону.</w:t>
+            </w:r>
+          </w:p>
+        </w:tc>
+        <w:tc>
+          <w:tcPr>
+            <w:tcW w:w="3007" w:type="dxa"/>
+          </w:tcPr>
+          <w:p>
+            <w:pPr>
+              <w:rPr>
+                <w:lang w:val="en-US"/>
+              </w:rPr>
+            </w:pPr>
+            <w:r>
+              <w:rPr>
+                <w:lang w:val="en-US"/>
+              </w:rPr>
+              <w:t>example.com → ns1.example.com</w:t>
+            </w:r>
+          </w:p>
+        </w:tc>
+      </w:tr>
+      <w:tr>
+        <w:tc>
+          <w:tcPr>
+            <w:tcW w:w="3006" w:type="dxa"/>
+          </w:tcPr>
+          <w:p>
+            <w:r>
+              <w:t>TXT</w:t>
+            </w:r>
+          </w:p>
+        </w:tc>
+        <w:tc>
+          <w:tcPr>
+            <w:tcW w:w="3006" w:type="dxa"/>
+          </w:tcPr>
+          <w:p>
+            <w:r>
+              <w:t>Произвольный текст (SPF, DKIM, DMARC).</w:t>
+            </w:r>
+          </w:p>
+        </w:tc>
+        <w:tc>
+          <w:tcPr>
+            <w:tcW w:w="3007" w:type="dxa"/>
+          </w:tcPr>
+          <w:p>
+            <w:r>
+              <w:t>"v=spf1 mx ~all"</w:t>
+            </w:r>
+          </w:p>
+        </w:tc>
+      </w:tr>
+      <w:tr>
+        <w:tc>
+          <w:tcPr>
+            <w:tcW w:w="3006" w:type="dxa"/>
+          </w:tcPr>
+          <w:p>
+            <w:r>
+              <w:t>PTR</w:t>
+            </w:r>
+          </w:p>
+        </w:tc>
+        <w:tc>
+          <w:tcPr>
+            <w:tcW w:w="3006" w:type="dxa"/>
+          </w:tcPr>
+          <w:p>
+            <w:r>
+              <w:t>Обратная запись (IP → имя). Используется в reverse DNS.</w:t>
+            </w:r>
+          </w:p>
+        </w:tc>
+        <w:tc>
+          <w:tcPr>
+            <w:tcW w:w="3007" w:type="dxa"/>
+          </w:tcPr>
+          <w:p>
+            <w:pPr>
+              <w:rPr>
+                <w:lang w:val="en-US"/>
+              </w:rPr>
+            </w:pPr>
+            <w:r>
+              <w:rPr>
+                <w:lang w:val="en-US"/>
+              </w:rPr>
+              <w:t>1.1.168.192.in-addr.arpa → example.com</w:t>
+            </w:r>
+          </w:p>
+        </w:tc>
+      </w:tr>
+      <w:tr>
+        <w:tc>
+          <w:tcPr>
+            <w:tcW w:w="3006" w:type="dxa"/>
+          </w:tcPr>
+          <w:p>
+            <w:r>
+              <w:t>SOA</w:t>
+            </w:r>
+          </w:p>
+        </w:tc>
+        <w:tc>
+          <w:tcPr>
+            <w:tcW w:w="3006" w:type="dxa"/>
+          </w:tcPr>
+          <w:p>
+            <w:r>
+              <w:t>Начало зоны (управляющий сервер, тайминги).</w:t>
+            </w:r>
+          </w:p>
+        </w:tc>
+        <w:tc>
+          <w:tcPr>
+            <w:tcW w:w="3007" w:type="dxa"/>
+          </w:tcPr>
+          <w:p>
+            <w:pPr>
+              <w:rPr>
+                <w:lang w:val="en-US"/>
+              </w:rPr>
+            </w:pPr>
+            <w:r>
+              <w:rPr>
+                <w:lang w:val="en-US"/>
+              </w:rPr>
+              <w:t>example.com → ns1.example.com admin@example.com</w:t>
+            </w:r>
+          </w:p>
+        </w:tc>
+      </w:tr>
+      <w:tr>
+        <w:tc>
+          <w:tcPr>
+            <w:tcW w:w="3006" w:type="dxa"/>
+          </w:tcPr>
+          <w:p>
+            <w:r>
+              <w:t>SRV</w:t>
+            </w:r>
+          </w:p>
+        </w:tc>
+        <w:tc>
+          <w:tcPr>
+            <w:tcW w:w="3006" w:type="dxa"/>
+          </w:tcPr>
+          <w:p>
+            <w:r>
+              <w:t>Указывает сервисы (например, VoIP, LDAP).</w:t>
+            </w:r>
+          </w:p>
+        </w:tc>
+        <w:tc>
+          <w:tcPr>
+            <w:tcW w:w="3007" w:type="dxa"/>
+          </w:tcPr>
+          <w:p>
+            <w:pPr>
+              <w:rPr>
+                <w:lang w:val="en-US"/>
+              </w:rPr>
+            </w:pPr>
+            <w:r>
+              <w:rPr>
+                <w:lang w:val="en-US"/>
+              </w:rPr>
+              <w:t>_sip._tcp.example.com → 10 60 5060 sipserver.example.com</w:t>
+            </w:r>
+          </w:p>
+        </w:tc>
+      </w:tr>
+    </w:tbl>
+    <w:p>
+      <w:pPr>
+        <w:rPr>
+          <w:lang w:val="en-US"/>
+        </w:rPr>
+      </w:pPr>
+    </w:p>
+    <w:p>
+      <w:pPr>
+        <w:rPr>
+          <w:b/>
+          <w:bCs/>
+          <w:lang w:val="ru-RU"/>
+        </w:rPr>
+      </w:pPr>
+      <w:r>
+        <w:rPr>
+          <w:b/>
+          <w:bCs/>
+          <w:lang w:val="ru-RU"/>
+        </w:rPr>
+        <w:t>3. Зачем нужна обратная доменная зона?</w:t>
+      </w:r>
+    </w:p>
+    <w:p>
+      <w:pPr>
+        <w:rPr>
+          <w:lang w:val="ru-RU"/>
+        </w:rPr>
+      </w:pPr>
+      <w:r>
+        <w:rPr>
+          <w:b/>
+          <w:bCs/>
+          <w:lang w:val="ru-RU"/>
+        </w:rPr>
+        <w:t>Обратная зона (Reverse DNS, PTR-записи)</w:t>
+      </w:r>
+      <w:r>
+        <w:rPr>
+          <w:lang w:val="ru-RU"/>
+        </w:rPr>
+        <w:t> решает задачи:</w:t>
+      </w:r>
+    </w:p>
+    <w:p>
+      <w:pPr>
+        <w:numPr>
+          <w:ilvl w:val="0"/>
+          <w:numId w:val="1"/>
+        </w:numPr>
+        <w:rPr>
+          <w:lang w:val="ru-RU"/>
+        </w:rPr>
+      </w:pPr>
+      <w:r>
+        <w:rPr>
+          <w:b/>
+          <w:bCs/>
+          <w:lang w:val="ru-RU"/>
+        </w:rPr>
+        <w:t>Верификация IP-адресов</w:t>
+      </w:r>
+      <w:r>
+        <w:rPr>
+          <w:lang w:val="ru-RU"/>
+        </w:rPr>
+        <w:t>:</w:t>
+      </w:r>
+    </w:p>
+    <w:p>
+      <w:pPr>
+        <w:numPr>
+          <w:ilvl w:val="1"/>
+          <w:numId w:val="1"/>
+        </w:numPr>
+        <w:rPr>
+          <w:lang w:val="ru-RU"/>
+        </w:rPr>
+      </w:pPr>
+      <w:r>
+        <w:rPr>
+          <w:lang w:val="ru-RU"/>
+        </w:rPr>
+        <w:t>Например, почтовые серверы проверяют PTR, чтобы отсечь спам (если IP 192.168.1.1 не резолвится в mail.example.com, письмо может быть отклонено).</w:t>
+      </w:r>
+    </w:p>
+    <w:p>
+      <w:pPr>
+        <w:numPr>
+          <w:ilvl w:val="0"/>
+          <w:numId w:val="1"/>
+        </w:numPr>
+        <w:rPr>
+          <w:lang w:val="ru-RU"/>
+        </w:rPr>
+      </w:pPr>
+      <w:r>
+        <w:rPr>
+          <w:b/>
+          <w:bCs/>
+          <w:lang w:val="ru-RU"/>
+        </w:rPr>
+        <w:t>Логирование и мониторинг</w:t>
+      </w:r>
+      <w:r>
+        <w:rPr>
+          <w:lang w:val="ru-RU"/>
+        </w:rPr>
+        <w:t>:</w:t>
+      </w:r>
+    </w:p>
+    <w:p>
+      <w:pPr>
+        <w:numPr>
+          <w:ilvl w:val="1"/>
+          <w:numId w:val="1"/>
+        </w:numPr>
+        <w:rPr>
+          <w:lang w:val="ru-RU"/>
+        </w:rPr>
+      </w:pPr>
+      <w:r>
+        <w:rPr>
+          <w:lang w:val="ru-RU"/>
+        </w:rPr>
+        <w:t>В логах вместо IP отображаются читаемые имена (например, 1.1.168.192.in-addr.arpa → server.example.com).</w:t>
+      </w:r>
+    </w:p>
+    <w:p>
+      <w:pPr>
+        <w:numPr>
+          <w:ilvl w:val="0"/>
+          <w:numId w:val="1"/>
+        </w:numPr>
+        <w:rPr>
+          <w:lang w:val="ru-RU"/>
+        </w:rPr>
+      </w:pPr>
+      <w:r>
+        <w:rPr>
+          <w:b/>
+          <w:bCs/>
+          <w:lang w:val="ru-RU"/>
+        </w:rPr>
+        <w:t>Безопасность</w:t>
+      </w:r>
+      <w:r>
+        <w:rPr>
+          <w:lang w:val="ru-RU"/>
+        </w:rPr>
+        <w:t>:</w:t>
+      </w:r>
+    </w:p>
+    <w:p>
+      <w:pPr>
+        <w:numPr>
+          <w:ilvl w:val="1"/>
+          <w:numId w:val="1"/>
+        </w:numPr>
+        <w:rPr>
+          <w:lang w:val="ru-RU"/>
+        </w:rPr>
+      </w:pPr>
+      <w:r>
+        <w:rPr>
+          <w:lang w:val="ru-RU"/>
+        </w:rPr>
+        <w:t>Некоторые сервисы (SSH, FTP) требуют обратной записи для подключения.</w:t>
+      </w:r>
+    </w:p>
+    <w:p>
+      <w:pPr>
+        <w:rPr>
+          <w:b/>
+          <w:bCs/>
+          <w:lang w:val="ru-RU"/>
+        </w:rPr>
+      </w:pPr>
+      <w:r>
+        <w:rPr>
+          <w:b/>
+          <w:bCs/>
+          <w:lang w:val="ru-RU"/>
+        </w:rPr>
+        <w:t>4. Какие связи существуют между DNS-серверами?</w:t>
+      </w:r>
+    </w:p>
+    <w:p>
+      <w:pPr>
+        <w:rPr>
+          <w:b/>
+          <w:bCs/>
+          <w:lang w:val="ru-RU"/>
+        </w:rPr>
+      </w:pPr>
+      <w:r>
+        <w:rPr>
+          <w:b/>
+          <w:bCs/>
+          <w:lang w:val="ru-RU"/>
+        </w:rPr>
+        <w:t>1. Иерархия DNS-серверов:</w:t>
+      </w:r>
+    </w:p>
+    <w:p>
+      <w:pPr>
+        <w:numPr>
+          <w:ilvl w:val="0"/>
+          <w:numId w:val="2"/>
+        </w:numPr>
+        <w:rPr>
+          <w:lang w:val="ru-RU"/>
+        </w:rPr>
+      </w:pPr>
+      <w:r>
+        <w:rPr>
+          <w:b/>
+          <w:bCs/>
+          <w:lang w:val="ru-RU"/>
+        </w:rPr>
+        <w:t>Корневые серверы (Root DNS)</w:t>
+      </w:r>
+      <w:r>
+        <w:rPr>
+          <w:lang w:val="ru-RU"/>
+        </w:rPr>
+        <w:t>: 13 групп серверов (a.root-servers.net — m.root-servers.net), отвечают за зоны .com, .net и др.</w:t>
+      </w:r>
+    </w:p>
+    <w:p>
+      <w:pPr>
+        <w:numPr>
+          <w:ilvl w:val="0"/>
+          <w:numId w:val="2"/>
+        </w:numPr>
+        <w:rPr>
+          <w:lang w:val="ru-RU"/>
+        </w:rPr>
+      </w:pPr>
+      <w:r>
+        <w:rPr>
+          <w:b/>
+          <w:bCs/>
+          <w:lang w:val="ru-RU"/>
+        </w:rPr>
+        <w:t>Серверы TLD (Top-Level Domain)</w:t>
+      </w:r>
+      <w:r>
+        <w:rPr>
+          <w:lang w:val="ru-RU"/>
+        </w:rPr>
+        <w:t>: Управляют доменами верхнего уровня (например, .com, .org).</w:t>
+      </w:r>
+    </w:p>
+    <w:p>
+      <w:pPr>
+        <w:numPr>
+          <w:ilvl w:val="0"/>
+          <w:numId w:val="2"/>
+        </w:numPr>
+        <w:rPr>
+          <w:lang w:val="ru-RU"/>
+        </w:rPr>
+      </w:pPr>
+      <w:r>
+        <w:rPr>
+          <w:b/>
+          <w:bCs/>
+          <w:lang w:val="ru-RU"/>
+        </w:rPr>
+        <w:t>Авторитативные серверы</w:t>
+      </w:r>
+      <w:r>
+        <w:rPr>
+          <w:lang w:val="ru-RU"/>
+        </w:rPr>
+        <w:t>: Хранят записи конкретного домена (например, ns1.example.com).</w:t>
+      </w:r>
+    </w:p>
+    <w:p>
+      <w:pPr>
+        <w:rPr>
+          <w:b/>
+          <w:bCs/>
+          <w:lang w:val="ru-RU"/>
+        </w:rPr>
+      </w:pPr>
+      <w:r>
+        <w:rPr>
+          <w:b/>
+          <w:bCs/>
+          <w:lang w:val="ru-RU"/>
+        </w:rPr>
+        <w:t>2. Типы взаимодействия:</w:t>
+      </w:r>
+    </w:p>
+    <w:p>
+      <w:pPr>
+        <w:numPr>
+          <w:ilvl w:val="0"/>
+          <w:numId w:val="3"/>
+        </w:numPr>
+        <w:rPr>
+          <w:lang w:val="ru-RU"/>
+        </w:rPr>
+      </w:pPr>
+      <w:r>
+        <w:rPr>
+          <w:b/>
+          <w:bCs/>
+          <w:lang w:val="ru-RU"/>
+        </w:rPr>
+        <w:t>Рекурсивные запросы</w:t>
+      </w:r>
+      <w:r>
+        <w:rPr>
+          <w:lang w:val="ru-RU"/>
+        </w:rPr>
+        <w:t>:</w:t>
+      </w:r>
+    </w:p>
+    <w:p>
+      <w:pPr>
+        <w:numPr>
+          <w:ilvl w:val="1"/>
+          <w:numId w:val="3"/>
+        </w:numPr>
+        <w:rPr>
+          <w:lang w:val="ru-RU"/>
+        </w:rPr>
+      </w:pPr>
+      <w:r>
+        <w:rPr>
+          <w:lang w:val="ru-RU"/>
+        </w:rPr>
+        <w:t>Клиент → Рекурсивный DNS (провайдера или публичный, как 8.8.8.8) → Корневой → TLD → Авторитативный.</w:t>
+      </w:r>
+    </w:p>
+    <w:p>
+      <w:pPr>
+        <w:numPr>
+          <w:ilvl w:val="1"/>
+          <w:numId w:val="3"/>
+        </w:numPr>
+        <w:rPr>
+          <w:lang w:val="ru-RU"/>
+        </w:rPr>
+      </w:pPr>
+      <w:r>
+        <w:rPr>
+          <w:lang w:val="ru-RU"/>
+        </w:rPr>
+        <w:t>Результат кэшируется рекурсивным сервером.</w:t>
+      </w:r>
+    </w:p>
+    <w:p>
+      <w:pPr>
+        <w:numPr>
+          <w:ilvl w:val="0"/>
+          <w:numId w:val="3"/>
+        </w:numPr>
+        <w:rPr>
+          <w:lang w:val="ru-RU"/>
+        </w:rPr>
+      </w:pPr>
+      <w:r>
+        <w:rPr>
+          <w:b/>
+          <w:bCs/>
+          <w:lang w:val="ru-RU"/>
+        </w:rPr>
+        <w:t>Итеративные запросы</w:t>
+      </w:r>
+      <w:r>
+        <w:rPr>
+          <w:lang w:val="ru-RU"/>
+        </w:rPr>
+        <w:t>:</w:t>
+      </w:r>
+    </w:p>
+    <w:p>
+      <w:pPr>
+        <w:numPr>
+          <w:ilvl w:val="1"/>
+          <w:numId w:val="3"/>
+        </w:numPr>
+        <w:rPr>
+          <w:lang w:val="ru-RU"/>
+        </w:rPr>
+      </w:pPr>
+      <w:r>
+        <w:rPr>
+          <w:lang w:val="ru-RU"/>
+        </w:rPr>
+        <w:t>Рекурсивный сервер напрямую запрашивает корневой/TLD-серверы без промежуточных шагов.</w:t>
+      </w:r>
+    </w:p>
+    <w:p>
+      <w:pPr>
+        <w:rPr>
+          <w:b/>
+          <w:bCs/>
+          <w:lang w:val="ru-RU"/>
+        </w:rPr>
+      </w:pPr>
+      <w:r>
+        <w:rPr>
+          <w:b/>
+          <w:bCs/>
+          <w:lang w:val="ru-RU"/>
+        </w:rPr>
+        <w:t>3. Синхронизация (зонные трансферы):</w:t>
+      </w:r>
+    </w:p>
+    <w:p>
+      <w:pPr>
+        <w:numPr>
+          <w:ilvl w:val="0"/>
+          <w:numId w:val="4"/>
+        </w:numPr>
+        <w:rPr>
+          <w:lang w:val="ru-RU"/>
+        </w:rPr>
+      </w:pPr>
+      <w:r>
+        <w:rPr>
+          <w:b/>
+          <w:bCs/>
+          <w:lang w:val="ru-RU"/>
+        </w:rPr>
+        <w:t>AXFR (Full Transfer)</w:t>
+      </w:r>
+      <w:r>
+        <w:rPr>
+          <w:lang w:val="ru-RU"/>
+        </w:rPr>
+        <w:t>: Полная копия зоны (используется для первичного (Master) → вторичного (Slave) серверов).</w:t>
+      </w:r>
+    </w:p>
+    <w:p>
+      <w:pPr>
+        <w:numPr>
+          <w:ilvl w:val="0"/>
+          <w:numId w:val="4"/>
+        </w:numPr>
+        <w:rPr>
+          <w:lang w:val="ru-RU"/>
+        </w:rPr>
+      </w:pPr>
+      <w:r>
+        <w:rPr>
+          <w:b/>
+          <w:bCs/>
+          <w:lang w:val="ru-RU"/>
+        </w:rPr>
+        <w:lastRenderedPageBreak/>
+        <w:t>IXFR (Incremental Transfer)</w:t>
+      </w:r>
+      <w:r>
+        <w:rPr>
+          <w:lang w:val="ru-RU"/>
+        </w:rPr>
+        <w:t>: Только изменения после последней синхронизации.</w:t>
+      </w:r>
+    </w:p>
+    <w:p>
+      <w:pPr>
+        <w:rPr>
+          <w:lang w:val="ru-RU"/>
+        </w:rPr>
+      </w:pPr>
+    </w:p>
+    <w:p>
+      <w:pPr>
+        <w:rPr>
+          <w:lang w:val="ru-RU"/>
+        </w:rPr>
+      </w:pPr>
+    </w:p>
+    <w:p>
+      <w:pPr>
+        <w:rPr>
+          <w:lang w:val="ru-RU"/>
+        </w:rPr>
+      </w:pPr>
+    </w:p>
+    <w:p>
+      <w:pPr>
+        <w:rPr>
+          <w:lang w:val="ru-RU"/>
+        </w:rPr>
+      </w:pPr>
+    </w:p>
+    <w:p>
+      <w:pPr>
+        <w:rPr>
+          <w:lang w:val="ru-RU"/>
         </w:rPr>
       </w:pPr>
     </w:p>
     <w:sectPr>
-      <w:headerReference w:type="default" r:id="rId19"/>
+      <w:headerReference w:type="default" r:id="rId20"/>
       <w:pgSz w:w="11909" w:h="16834"/>
       <w:pgMar w:top="1440" w:right="1440" w:bottom="1440" w:left="1440" w:header="720" w:footer="720" w:gutter="0"/>
       <w:pgNumType w:start="1"/>
@@ -1139,6 +2518,587 @@
 <w:hdr xmlns:wpc="http://schemas.microsoft.com/office/word/2010/wordprocessingCanvas" xmlns:cx="http://schemas.microsoft.com/office/drawing/2014/chartex" xmlns:cx1="http://schemas.microsoft.com/office/drawing/2015/9/8/chartex" xmlns:cx2="http://schemas.microsoft.com/office/drawing/2015/10/21/chartex" xmlns:cx3="http://schemas.microsoft.com/office/drawing/2016/5/9/chartex" xmlns:cx4="http://schemas.microsoft.com/office/drawing/2016/5/10/chartex" xmlns:cx5="http://schemas.microsoft.com/office/drawing/2016/5/11/chartex" xmlns:cx6="http://schemas.microsoft.com/office/drawing/2016/5/12/chartex" xmlns:cx7="http://schemas.microsoft.com/office/drawing/2016/5/13/chartex" xmlns:cx8="http://schemas.microsoft.com/office/drawing/2016/5/14/chartex" xmlns:mc="http://schemas.openxmlformats.org/markup-compatibility/2006" xmlns:aink="http://schemas.microsoft.com/office/drawing/2016/ink" xmlns:am3d="http://schemas.microsoft.com/office/drawing/2017/model3d" xmlns:o="urn:schemas-microsoft-com:office:office" xmlns:oel="http://schemas.microsoft.com/office/2019/extlst" xmlns:r="http://schemas.openxmlformats.org/officeDocument/2006/relationships" xmlns:m="http://schemas.openxmlformats.org/officeDocument/2006/math" xmlns:v="urn:schemas-microsoft-com:vml" xmlns:wp14="http://schemas.microsoft.com/office/word/2010/wordprocessingDrawing" xmlns:wp="http://schemas.openxmlformats.org/drawingml/2006/wordprocessingDrawing" xmlns:w10="urn:schemas-microsoft-com:office:word" xmlns:w="http://schemas.openxmlformats.org/wordprocessingml/2006/main" xmlns:w14="http://schemas.microsoft.com/office/word/2010/wordml" xmlns:w15="http://schemas.microsoft.com/office/word/2012/wordml" xmlns:w16cex="http://schemas.microsoft.com/office/word/2018/wordml/cex" xmlns:w16cid="http://schemas.microsoft.com/office/word/2016/wordml/cid" xmlns:w16="http://schemas.microsoft.com/office/word/2018/wordml" xmlns:w16du="http://schemas.microsoft.com/office/word/2023/wordml/word16du" xmlns:w16sdtdh="http://schemas.microsoft.com/office/word/2020/wordml/sdtdatahash" xmlns:w16sdtfl="http://schemas.microsoft.com/office/word/2024/wordml/sdtformatlock" xmlns:w16se="http://schemas.microsoft.com/office/word/2015/wordml/symex" xmlns:wpg="http://schemas.microsoft.com/office/word/2010/wordprocessingGroup" xmlns:wpi="http://schemas.microsoft.com/office/word/2010/wordprocessingInk" xmlns:wne="http://schemas.microsoft.com/office/word/2006/wordml" xmlns:wps="http://schemas.microsoft.com/office/word/2010/wordprocessingShape" mc:Ignorable="w14 w15 w16se w16cid w16 w16cex w16sdtdh w16sdtfl w16du wp14">
   <w:p/>
 </w:hdr>
+</file>
+
+<file path=word/numbering.xml><?xml version="1.0" encoding="utf-8"?>
+<w:numbering xmlns:wpc="http://schemas.microsoft.com/office/word/2010/wordprocessingCanvas" xmlns:cx="http://schemas.microsoft.com/office/drawing/2014/chartex" xmlns:cx1="http://schemas.microsoft.com/office/drawing/2015/9/8/chartex" xmlns:cx2="http://schemas.microsoft.com/office/drawing/2015/10/21/chartex" xmlns:cx3="http://schemas.microsoft.com/office/drawing/2016/5/9/chartex" xmlns:cx4="http://schemas.microsoft.com/office/drawing/2016/5/10/chartex" xmlns:cx5="http://schemas.microsoft.com/office/drawing/2016/5/11/chartex" xmlns:cx6="http://schemas.microsoft.com/office/drawing/2016/5/12/chartex" xmlns:cx7="http://schemas.microsoft.com/office/drawing/2016/5/13/chartex" xmlns:cx8="http://schemas.microsoft.com/office/drawing/2016/5/14/chartex" xmlns:mc="http://schemas.openxmlformats.org/markup-compatibility/2006" xmlns:aink="http://schemas.microsoft.com/office/drawing/2016/ink" xmlns:am3d="http://schemas.microsoft.com/office/drawing/2017/model3d" xmlns:o="urn:schemas-microsoft-com:office:office" xmlns:oel="http://schemas.microsoft.com/office/2019/extlst" xmlns:r="http://schemas.openxmlformats.org/officeDocument/2006/relationships" xmlns:m="http://schemas.openxmlformats.org/officeDocument/2006/math" xmlns:v="urn:schemas-microsoft-com:vml" xmlns:wp14="http://schemas.microsoft.com/office/word/2010/wordprocessingDrawing" xmlns:wp="http://schemas.openxmlformats.org/drawingml/2006/wordprocessingDrawing" xmlns:w10="urn:schemas-microsoft-com:office:word" xmlns:w="http://schemas.openxmlformats.org/wordprocessingml/2006/main" xmlns:w14="http://schemas.microsoft.com/office/word/2010/wordml" xmlns:w15="http://schemas.microsoft.com/office/word/2012/wordml" xmlns:w16cex="http://schemas.microsoft.com/office/word/2018/wordml/cex" xmlns:w16cid="http://schemas.microsoft.com/office/word/2016/wordml/cid" xmlns:w16="http://schemas.microsoft.com/office/word/2018/wordml" xmlns:w16du="http://schemas.microsoft.com/office/word/2023/wordml/word16du" xmlns:w16sdtdh="http://schemas.microsoft.com/office/word/2020/wordml/sdtdatahash" xmlns:w16sdtfl="http://schemas.microsoft.com/office/word/2024/wordml/sdtformatlock" xmlns:w16se="http://schemas.microsoft.com/office/word/2015/wordml/symex" xmlns:wpg="http://schemas.microsoft.com/office/word/2010/wordprocessingGroup" xmlns:wpi="http://schemas.microsoft.com/office/word/2010/wordprocessingInk" xmlns:wne="http://schemas.microsoft.com/office/word/2006/wordml" xmlns:wps="http://schemas.microsoft.com/office/word/2010/wordprocessingShape" mc:Ignorable="w14 w15 w16se w16cid w16 w16cex w16sdtdh w16sdtfl w16du wp14">
+  <w:abstractNum w:abstractNumId="0" w15:restartNumberingAfterBreak="0">
+    <w:nsid w:val="004620B0"/>
+    <w:multiLevelType w:val="multilevel"/>
+    <w:tmpl w:val="62829B7C"/>
+    <w:lvl w:ilvl="0">
+      <w:start w:val="1"/>
+      <w:numFmt w:val="bullet"/>
+      <w:lvlText w:val=""/>
+      <w:lvlJc w:val="left"/>
+      <w:pPr>
+        <w:tabs>
+          <w:tab w:val="num" w:pos="720"/>
+        </w:tabs>
+        <w:ind w:left="720" w:hanging="360"/>
+      </w:pPr>
+      <w:rPr>
+        <w:rFonts w:ascii="Symbol" w:hAnsi="Symbol" w:hint="default"/>
+        <w:sz w:val="20"/>
+      </w:rPr>
+    </w:lvl>
+    <w:lvl w:ilvl="1">
+      <w:start w:val="1"/>
+      <w:numFmt w:val="bullet"/>
+      <w:lvlText w:val="o"/>
+      <w:lvlJc w:val="left"/>
+      <w:pPr>
+        <w:tabs>
+          <w:tab w:val="num" w:pos="1440"/>
+        </w:tabs>
+        <w:ind w:left="1440" w:hanging="360"/>
+      </w:pPr>
+      <w:rPr>
+        <w:rFonts w:ascii="Courier New" w:hAnsi="Courier New" w:hint="default"/>
+        <w:sz w:val="20"/>
+      </w:rPr>
+    </w:lvl>
+    <w:lvl w:ilvl="2" w:tentative="1">
+      <w:start w:val="1"/>
+      <w:numFmt w:val="bullet"/>
+      <w:lvlText w:val=""/>
+      <w:lvlJc w:val="left"/>
+      <w:pPr>
+        <w:tabs>
+          <w:tab w:val="num" w:pos="2160"/>
+        </w:tabs>
+        <w:ind w:left="2160" w:hanging="360"/>
+      </w:pPr>
+      <w:rPr>
+        <w:rFonts w:ascii="Wingdings" w:hAnsi="Wingdings" w:hint="default"/>
+        <w:sz w:val="20"/>
+      </w:rPr>
+    </w:lvl>
+    <w:lvl w:ilvl="3" w:tentative="1">
+      <w:start w:val="1"/>
+      <w:numFmt w:val="bullet"/>
+      <w:lvlText w:val=""/>
+      <w:lvlJc w:val="left"/>
+      <w:pPr>
+        <w:tabs>
+          <w:tab w:val="num" w:pos="2880"/>
+        </w:tabs>
+        <w:ind w:left="2880" w:hanging="360"/>
+      </w:pPr>
+      <w:rPr>
+        <w:rFonts w:ascii="Wingdings" w:hAnsi="Wingdings" w:hint="default"/>
+        <w:sz w:val="20"/>
+      </w:rPr>
+    </w:lvl>
+    <w:lvl w:ilvl="4" w:tentative="1">
+      <w:start w:val="1"/>
+      <w:numFmt w:val="bullet"/>
+      <w:lvlText w:val=""/>
+      <w:lvlJc w:val="left"/>
+      <w:pPr>
+        <w:tabs>
+          <w:tab w:val="num" w:pos="3600"/>
+        </w:tabs>
+        <w:ind w:left="3600" w:hanging="360"/>
+      </w:pPr>
+      <w:rPr>
+        <w:rFonts w:ascii="Wingdings" w:hAnsi="Wingdings" w:hint="default"/>
+        <w:sz w:val="20"/>
+      </w:rPr>
+    </w:lvl>
+    <w:lvl w:ilvl="5" w:tentative="1">
+      <w:start w:val="1"/>
+      <w:numFmt w:val="bullet"/>
+      <w:lvlText w:val=""/>
+      <w:lvlJc w:val="left"/>
+      <w:pPr>
+        <w:tabs>
+          <w:tab w:val="num" w:pos="4320"/>
+        </w:tabs>
+        <w:ind w:left="4320" w:hanging="360"/>
+      </w:pPr>
+      <w:rPr>
+        <w:rFonts w:ascii="Wingdings" w:hAnsi="Wingdings" w:hint="default"/>
+        <w:sz w:val="20"/>
+      </w:rPr>
+    </w:lvl>
+    <w:lvl w:ilvl="6" w:tentative="1">
+      <w:start w:val="1"/>
+      <w:numFmt w:val="bullet"/>
+      <w:lvlText w:val=""/>
+      <w:lvlJc w:val="left"/>
+      <w:pPr>
+        <w:tabs>
+          <w:tab w:val="num" w:pos="5040"/>
+        </w:tabs>
+        <w:ind w:left="5040" w:hanging="360"/>
+      </w:pPr>
+      <w:rPr>
+        <w:rFonts w:ascii="Wingdings" w:hAnsi="Wingdings" w:hint="default"/>
+        <w:sz w:val="20"/>
+      </w:rPr>
+    </w:lvl>
+    <w:lvl w:ilvl="7" w:tentative="1">
+      <w:start w:val="1"/>
+      <w:numFmt w:val="bullet"/>
+      <w:lvlText w:val=""/>
+      <w:lvlJc w:val="left"/>
+      <w:pPr>
+        <w:tabs>
+          <w:tab w:val="num" w:pos="5760"/>
+        </w:tabs>
+        <w:ind w:left="5760" w:hanging="360"/>
+      </w:pPr>
+      <w:rPr>
+        <w:rFonts w:ascii="Wingdings" w:hAnsi="Wingdings" w:hint="default"/>
+        <w:sz w:val="20"/>
+      </w:rPr>
+    </w:lvl>
+    <w:lvl w:ilvl="8" w:tentative="1">
+      <w:start w:val="1"/>
+      <w:numFmt w:val="bullet"/>
+      <w:lvlText w:val=""/>
+      <w:lvlJc w:val="left"/>
+      <w:pPr>
+        <w:tabs>
+          <w:tab w:val="num" w:pos="6480"/>
+        </w:tabs>
+        <w:ind w:left="6480" w:hanging="360"/>
+      </w:pPr>
+      <w:rPr>
+        <w:rFonts w:ascii="Wingdings" w:hAnsi="Wingdings" w:hint="default"/>
+        <w:sz w:val="20"/>
+      </w:rPr>
+    </w:lvl>
+  </w:abstractNum>
+  <w:abstractNum w:abstractNumId="1" w15:restartNumberingAfterBreak="0">
+    <w:nsid w:val="32691423"/>
+    <w:multiLevelType w:val="multilevel"/>
+    <w:tmpl w:val="63AA0F18"/>
+    <w:lvl w:ilvl="0">
+      <w:start w:val="1"/>
+      <w:numFmt w:val="bullet"/>
+      <w:lvlText w:val=""/>
+      <w:lvlJc w:val="left"/>
+      <w:pPr>
+        <w:tabs>
+          <w:tab w:val="num" w:pos="720"/>
+        </w:tabs>
+        <w:ind w:left="720" w:hanging="360"/>
+      </w:pPr>
+      <w:rPr>
+        <w:rFonts w:ascii="Symbol" w:hAnsi="Symbol" w:hint="default"/>
+        <w:sz w:val="20"/>
+      </w:rPr>
+    </w:lvl>
+    <w:lvl w:ilvl="1" w:tentative="1">
+      <w:start w:val="1"/>
+      <w:numFmt w:val="bullet"/>
+      <w:lvlText w:val="o"/>
+      <w:lvlJc w:val="left"/>
+      <w:pPr>
+        <w:tabs>
+          <w:tab w:val="num" w:pos="1440"/>
+        </w:tabs>
+        <w:ind w:left="1440" w:hanging="360"/>
+      </w:pPr>
+      <w:rPr>
+        <w:rFonts w:ascii="Courier New" w:hAnsi="Courier New" w:hint="default"/>
+        <w:sz w:val="20"/>
+      </w:rPr>
+    </w:lvl>
+    <w:lvl w:ilvl="2" w:tentative="1">
+      <w:start w:val="1"/>
+      <w:numFmt w:val="bullet"/>
+      <w:lvlText w:val=""/>
+      <w:lvlJc w:val="left"/>
+      <w:pPr>
+        <w:tabs>
+          <w:tab w:val="num" w:pos="2160"/>
+        </w:tabs>
+        <w:ind w:left="2160" w:hanging="360"/>
+      </w:pPr>
+      <w:rPr>
+        <w:rFonts w:ascii="Wingdings" w:hAnsi="Wingdings" w:hint="default"/>
+        <w:sz w:val="20"/>
+      </w:rPr>
+    </w:lvl>
+    <w:lvl w:ilvl="3" w:tentative="1">
+      <w:start w:val="1"/>
+      <w:numFmt w:val="bullet"/>
+      <w:lvlText w:val=""/>
+      <w:lvlJc w:val="left"/>
+      <w:pPr>
+        <w:tabs>
+          <w:tab w:val="num" w:pos="2880"/>
+        </w:tabs>
+        <w:ind w:left="2880" w:hanging="360"/>
+      </w:pPr>
+      <w:rPr>
+        <w:rFonts w:ascii="Wingdings" w:hAnsi="Wingdings" w:hint="default"/>
+        <w:sz w:val="20"/>
+      </w:rPr>
+    </w:lvl>
+    <w:lvl w:ilvl="4" w:tentative="1">
+      <w:start w:val="1"/>
+      <w:numFmt w:val="bullet"/>
+      <w:lvlText w:val=""/>
+      <w:lvlJc w:val="left"/>
+      <w:pPr>
+        <w:tabs>
+          <w:tab w:val="num" w:pos="3600"/>
+        </w:tabs>
+        <w:ind w:left="3600" w:hanging="360"/>
+      </w:pPr>
+      <w:rPr>
+        <w:rFonts w:ascii="Wingdings" w:hAnsi="Wingdings" w:hint="default"/>
+        <w:sz w:val="20"/>
+      </w:rPr>
+    </w:lvl>
+    <w:lvl w:ilvl="5" w:tentative="1">
+      <w:start w:val="1"/>
+      <w:numFmt w:val="bullet"/>
+      <w:lvlText w:val=""/>
+      <w:lvlJc w:val="left"/>
+      <w:pPr>
+        <w:tabs>
+          <w:tab w:val="num" w:pos="4320"/>
+        </w:tabs>
+        <w:ind w:left="4320" w:hanging="360"/>
+      </w:pPr>
+      <w:rPr>
+        <w:rFonts w:ascii="Wingdings" w:hAnsi="Wingdings" w:hint="default"/>
+        <w:sz w:val="20"/>
+      </w:rPr>
+    </w:lvl>
+    <w:lvl w:ilvl="6" w:tentative="1">
+      <w:start w:val="1"/>
+      <w:numFmt w:val="bullet"/>
+      <w:lvlText w:val=""/>
+      <w:lvlJc w:val="left"/>
+      <w:pPr>
+        <w:tabs>
+          <w:tab w:val="num" w:pos="5040"/>
+        </w:tabs>
+        <w:ind w:left="5040" w:hanging="360"/>
+      </w:pPr>
+      <w:rPr>
+        <w:rFonts w:ascii="Wingdings" w:hAnsi="Wingdings" w:hint="default"/>
+        <w:sz w:val="20"/>
+      </w:rPr>
+    </w:lvl>
+    <w:lvl w:ilvl="7" w:tentative="1">
+      <w:start w:val="1"/>
+      <w:numFmt w:val="bullet"/>
+      <w:lvlText w:val=""/>
+      <w:lvlJc w:val="left"/>
+      <w:pPr>
+        <w:tabs>
+          <w:tab w:val="num" w:pos="5760"/>
+        </w:tabs>
+        <w:ind w:left="5760" w:hanging="360"/>
+      </w:pPr>
+      <w:rPr>
+        <w:rFonts w:ascii="Wingdings" w:hAnsi="Wingdings" w:hint="default"/>
+        <w:sz w:val="20"/>
+      </w:rPr>
+    </w:lvl>
+    <w:lvl w:ilvl="8" w:tentative="1">
+      <w:start w:val="1"/>
+      <w:numFmt w:val="bullet"/>
+      <w:lvlText w:val=""/>
+      <w:lvlJc w:val="left"/>
+      <w:pPr>
+        <w:tabs>
+          <w:tab w:val="num" w:pos="6480"/>
+        </w:tabs>
+        <w:ind w:left="6480" w:hanging="360"/>
+      </w:pPr>
+      <w:rPr>
+        <w:rFonts w:ascii="Wingdings" w:hAnsi="Wingdings" w:hint="default"/>
+        <w:sz w:val="20"/>
+      </w:rPr>
+    </w:lvl>
+  </w:abstractNum>
+  <w:abstractNum w:abstractNumId="2" w15:restartNumberingAfterBreak="0">
+    <w:nsid w:val="47305007"/>
+    <w:multiLevelType w:val="multilevel"/>
+    <w:tmpl w:val="CF98746E"/>
+    <w:lvl w:ilvl="0">
+      <w:start w:val="1"/>
+      <w:numFmt w:val="bullet"/>
+      <w:lvlText w:val=""/>
+      <w:lvlJc w:val="left"/>
+      <w:pPr>
+        <w:tabs>
+          <w:tab w:val="num" w:pos="720"/>
+        </w:tabs>
+        <w:ind w:left="720" w:hanging="360"/>
+      </w:pPr>
+      <w:rPr>
+        <w:rFonts w:ascii="Symbol" w:hAnsi="Symbol" w:hint="default"/>
+        <w:sz w:val="20"/>
+      </w:rPr>
+    </w:lvl>
+    <w:lvl w:ilvl="1" w:tentative="1">
+      <w:start w:val="1"/>
+      <w:numFmt w:val="bullet"/>
+      <w:lvlText w:val="o"/>
+      <w:lvlJc w:val="left"/>
+      <w:pPr>
+        <w:tabs>
+          <w:tab w:val="num" w:pos="1440"/>
+        </w:tabs>
+        <w:ind w:left="1440" w:hanging="360"/>
+      </w:pPr>
+      <w:rPr>
+        <w:rFonts w:ascii="Courier New" w:hAnsi="Courier New" w:hint="default"/>
+        <w:sz w:val="20"/>
+      </w:rPr>
+    </w:lvl>
+    <w:lvl w:ilvl="2" w:tentative="1">
+      <w:start w:val="1"/>
+      <w:numFmt w:val="bullet"/>
+      <w:lvlText w:val=""/>
+      <w:lvlJc w:val="left"/>
+      <w:pPr>
+        <w:tabs>
+          <w:tab w:val="num" w:pos="2160"/>
+        </w:tabs>
+        <w:ind w:left="2160" w:hanging="360"/>
+      </w:pPr>
+      <w:rPr>
+        <w:rFonts w:ascii="Wingdings" w:hAnsi="Wingdings" w:hint="default"/>
+        <w:sz w:val="20"/>
+      </w:rPr>
+    </w:lvl>
+    <w:lvl w:ilvl="3" w:tentative="1">
+      <w:start w:val="1"/>
+      <w:numFmt w:val="bullet"/>
+      <w:lvlText w:val=""/>
+      <w:lvlJc w:val="left"/>
+      <w:pPr>
+        <w:tabs>
+          <w:tab w:val="num" w:pos="2880"/>
+        </w:tabs>
+        <w:ind w:left="2880" w:hanging="360"/>
+      </w:pPr>
+      <w:rPr>
+        <w:rFonts w:ascii="Wingdings" w:hAnsi="Wingdings" w:hint="default"/>
+        <w:sz w:val="20"/>
+      </w:rPr>
+    </w:lvl>
+    <w:lvl w:ilvl="4" w:tentative="1">
+      <w:start w:val="1"/>
+      <w:numFmt w:val="bullet"/>
+      <w:lvlText w:val=""/>
+      <w:lvlJc w:val="left"/>
+      <w:pPr>
+        <w:tabs>
+          <w:tab w:val="num" w:pos="3600"/>
+        </w:tabs>
+        <w:ind w:left="3600" w:hanging="360"/>
+      </w:pPr>
+      <w:rPr>
+        <w:rFonts w:ascii="Wingdings" w:hAnsi="Wingdings" w:hint="default"/>
+        <w:sz w:val="20"/>
+      </w:rPr>
+    </w:lvl>
+    <w:lvl w:ilvl="5" w:tentative="1">
+      <w:start w:val="1"/>
+      <w:numFmt w:val="bullet"/>
+      <w:lvlText w:val=""/>
+      <w:lvlJc w:val="left"/>
+      <w:pPr>
+        <w:tabs>
+          <w:tab w:val="num" w:pos="4320"/>
+        </w:tabs>
+        <w:ind w:left="4320" w:hanging="360"/>
+      </w:pPr>
+      <w:rPr>
+        <w:rFonts w:ascii="Wingdings" w:hAnsi="Wingdings" w:hint="default"/>
+        <w:sz w:val="20"/>
+      </w:rPr>
+    </w:lvl>
+    <w:lvl w:ilvl="6" w:tentative="1">
+      <w:start w:val="1"/>
+      <w:numFmt w:val="bullet"/>
+      <w:lvlText w:val=""/>
+      <w:lvlJc w:val="left"/>
+      <w:pPr>
+        <w:tabs>
+          <w:tab w:val="num" w:pos="5040"/>
+        </w:tabs>
+        <w:ind w:left="5040" w:hanging="360"/>
+      </w:pPr>
+      <w:rPr>
+        <w:rFonts w:ascii="Wingdings" w:hAnsi="Wingdings" w:hint="default"/>
+        <w:sz w:val="20"/>
+      </w:rPr>
+    </w:lvl>
+    <w:lvl w:ilvl="7" w:tentative="1">
+      <w:start w:val="1"/>
+      <w:numFmt w:val="bullet"/>
+      <w:lvlText w:val=""/>
+      <w:lvlJc w:val="left"/>
+      <w:pPr>
+        <w:tabs>
+          <w:tab w:val="num" w:pos="5760"/>
+        </w:tabs>
+        <w:ind w:left="5760" w:hanging="360"/>
+      </w:pPr>
+      <w:rPr>
+        <w:rFonts w:ascii="Wingdings" w:hAnsi="Wingdings" w:hint="default"/>
+        <w:sz w:val="20"/>
+      </w:rPr>
+    </w:lvl>
+    <w:lvl w:ilvl="8" w:tentative="1">
+      <w:start w:val="1"/>
+      <w:numFmt w:val="bullet"/>
+      <w:lvlText w:val=""/>
+      <w:lvlJc w:val="left"/>
+      <w:pPr>
+        <w:tabs>
+          <w:tab w:val="num" w:pos="6480"/>
+        </w:tabs>
+        <w:ind w:left="6480" w:hanging="360"/>
+      </w:pPr>
+      <w:rPr>
+        <w:rFonts w:ascii="Wingdings" w:hAnsi="Wingdings" w:hint="default"/>
+        <w:sz w:val="20"/>
+      </w:rPr>
+    </w:lvl>
+  </w:abstractNum>
+  <w:abstractNum w:abstractNumId="3" w15:restartNumberingAfterBreak="0">
+    <w:nsid w:val="56B07791"/>
+    <w:multiLevelType w:val="multilevel"/>
+    <w:tmpl w:val="88803426"/>
+    <w:lvl w:ilvl="0">
+      <w:start w:val="1"/>
+      <w:numFmt w:val="decimal"/>
+      <w:lvlText w:val="%1."/>
+      <w:lvlJc w:val="left"/>
+      <w:pPr>
+        <w:tabs>
+          <w:tab w:val="num" w:pos="720"/>
+        </w:tabs>
+        <w:ind w:left="720" w:hanging="360"/>
+      </w:pPr>
+    </w:lvl>
+    <w:lvl w:ilvl="1">
+      <w:start w:val="1"/>
+      <w:numFmt w:val="bullet"/>
+      <w:lvlText w:val="o"/>
+      <w:lvlJc w:val="left"/>
+      <w:pPr>
+        <w:tabs>
+          <w:tab w:val="num" w:pos="1440"/>
+        </w:tabs>
+        <w:ind w:left="1440" w:hanging="360"/>
+      </w:pPr>
+      <w:rPr>
+        <w:rFonts w:ascii="Courier New" w:hAnsi="Courier New" w:hint="default"/>
+        <w:sz w:val="20"/>
+      </w:rPr>
+    </w:lvl>
+    <w:lvl w:ilvl="2" w:tentative="1">
+      <w:start w:val="1"/>
+      <w:numFmt w:val="decimal"/>
+      <w:lvlText w:val="%3."/>
+      <w:lvlJc w:val="left"/>
+      <w:pPr>
+        <w:tabs>
+          <w:tab w:val="num" w:pos="2160"/>
+        </w:tabs>
+        <w:ind w:left="2160" w:hanging="360"/>
+      </w:pPr>
+    </w:lvl>
+    <w:lvl w:ilvl="3" w:tentative="1">
+      <w:start w:val="1"/>
+      <w:numFmt w:val="decimal"/>
+      <w:lvlText w:val="%4."/>
+      <w:lvlJc w:val="left"/>
+      <w:pPr>
+        <w:tabs>
+          <w:tab w:val="num" w:pos="2880"/>
+        </w:tabs>
+        <w:ind w:left="2880" w:hanging="360"/>
+      </w:pPr>
+    </w:lvl>
+    <w:lvl w:ilvl="4" w:tentative="1">
+      <w:start w:val="1"/>
+      <w:numFmt w:val="decimal"/>
+      <w:lvlText w:val="%5."/>
+      <w:lvlJc w:val="left"/>
+      <w:pPr>
+        <w:tabs>
+          <w:tab w:val="num" w:pos="3600"/>
+        </w:tabs>
+        <w:ind w:left="3600" w:hanging="360"/>
+      </w:pPr>
+    </w:lvl>
+    <w:lvl w:ilvl="5" w:tentative="1">
+      <w:start w:val="1"/>
+      <w:numFmt w:val="decimal"/>
+      <w:lvlText w:val="%6."/>
+      <w:lvlJc w:val="left"/>
+      <w:pPr>
+        <w:tabs>
+          <w:tab w:val="num" w:pos="4320"/>
+        </w:tabs>
+        <w:ind w:left="4320" w:hanging="360"/>
+      </w:pPr>
+    </w:lvl>
+    <w:lvl w:ilvl="6" w:tentative="1">
+      <w:start w:val="1"/>
+      <w:numFmt w:val="decimal"/>
+      <w:lvlText w:val="%7."/>
+      <w:lvlJc w:val="left"/>
+      <w:pPr>
+        <w:tabs>
+          <w:tab w:val="num" w:pos="5040"/>
+        </w:tabs>
+        <w:ind w:left="5040" w:hanging="360"/>
+      </w:pPr>
+    </w:lvl>
+    <w:lvl w:ilvl="7" w:tentative="1">
+      <w:start w:val="1"/>
+      <w:numFmt w:val="decimal"/>
+      <w:lvlText w:val="%8."/>
+      <w:lvlJc w:val="left"/>
+      <w:pPr>
+        <w:tabs>
+          <w:tab w:val="num" w:pos="5760"/>
+        </w:tabs>
+        <w:ind w:left="5760" w:hanging="360"/>
+      </w:pPr>
+    </w:lvl>
+    <w:lvl w:ilvl="8" w:tentative="1">
+      <w:start w:val="1"/>
+      <w:numFmt w:val="decimal"/>
+      <w:lvlText w:val="%9."/>
+      <w:lvlJc w:val="left"/>
+      <w:pPr>
+        <w:tabs>
+          <w:tab w:val="num" w:pos="6480"/>
+        </w:tabs>
+        <w:ind w:left="6480" w:hanging="360"/>
+      </w:pPr>
+    </w:lvl>
+  </w:abstractNum>
+  <w:num w:numId="1" w16cid:durableId="2052070933">
+    <w:abstractNumId w:val="3"/>
+  </w:num>
+  <w:num w:numId="2" w16cid:durableId="564225477">
+    <w:abstractNumId w:val="2"/>
+  </w:num>
+  <w:num w:numId="3" w16cid:durableId="906376359">
+    <w:abstractNumId w:val="0"/>
+  </w:num>
+  <w:num w:numId="4" w16cid:durableId="844982411">
+    <w:abstractNumId w:val="1"/>
+  </w:num>
+</w:numbering>
 </file>
 
 <file path=word/styles.xml><?xml version="1.0" encoding="utf-8"?>
@@ -1723,6 +3683,49 @@
       <w:szCs w:val="30"/>
     </w:rPr>
   </w:style>
+  <w:style w:type="table" w:styleId="a5">
+    <w:name w:val="Table Grid"/>
+    <w:basedOn w:val="a1"/>
+    <w:uiPriority w:val="39"/>
+    <w:rsid w:val="002F3912"/>
+    <w:pPr>
+      <w:spacing w:line="240" w:lineRule="auto"/>
+    </w:pPr>
+    <w:tblPr>
+      <w:tblBorders>
+        <w:top w:val="single" w:sz="4" w:space="0" w:color="auto"/>
+        <w:left w:val="single" w:sz="4" w:space="0" w:color="auto"/>
+        <w:bottom w:val="single" w:sz="4" w:space="0" w:color="auto"/>
+        <w:right w:val="single" w:sz="4" w:space="0" w:color="auto"/>
+        <w:insideH w:val="single" w:sz="4" w:space="0" w:color="auto"/>
+        <w:insideV w:val="single" w:sz="4" w:space="0" w:color="auto"/>
+      </w:tblBorders>
+    </w:tblPr>
+  </w:style>
+  <w:style w:type="character" w:styleId="a6">
+    <w:name w:val="Strong"/>
+    <w:basedOn w:val="a0"/>
+    <w:uiPriority w:val="22"/>
+    <w:qFormat/>
+    <w:rsid w:val="002F3912"/>
+    <w:rPr>
+      <w:b/>
+      <w:bCs/>
+    </w:rPr>
+  </w:style>
+  <w:style w:type="character" w:styleId="HTML">
+    <w:name w:val="HTML Code"/>
+    <w:basedOn w:val="a0"/>
+    <w:uiPriority w:val="99"/>
+    <w:semiHidden/>
+    <w:unhideWhenUsed/>
+    <w:rsid w:val="002F3912"/>
+    <w:rPr>
+      <w:rFonts w:ascii="Courier New" w:eastAsia="Times New Roman" w:hAnsi="Courier New" w:cs="Courier New"/>
+      <w:sz w:val="20"/>
+      <w:szCs w:val="20"/>
+    </w:rPr>
+  </w:style>
 </w:styles>
 </file>
 
